--- a/employee_instructions/input_samples/Официант.docx
+++ b/employee_instructions/input_samples/Официант.docx
@@ -2,6 +2,139 @@
 <file path=word/document.xml><?xml version="1.0" encoding="utf-8"?>
 <w:document xmlns:wpc="http://schemas.microsoft.com/office/word/2010/wordprocessingCanvas" xmlns:cx="http://schemas.microsoft.com/office/drawing/2014/chartex" xmlns:cx1="http://schemas.microsoft.com/office/drawing/2015/9/8/chartex" xmlns:cx2="http://schemas.microsoft.com/office/drawing/2015/10/21/chartex" xmlns:cx3="http://schemas.microsoft.com/office/drawing/2016/5/9/chartex" xmlns:cx4="http://schemas.microsoft.com/office/drawing/2016/5/10/chartex" xmlns:cx5="http://schemas.microsoft.com/office/drawing/2016/5/11/chartex" xmlns:cx6="http://schemas.microsoft.com/office/drawing/2016/5/12/chartex" xmlns:cx7="http://schemas.microsoft.com/office/drawing/2016/5/13/chartex" xmlns:cx8="http://schemas.microsoft.com/office/drawing/2016/5/14/chartex" xmlns:mc="http://schemas.openxmlformats.org/markup-compatibility/2006" xmlns:aink="http://schemas.microsoft.com/office/drawing/2016/ink" xmlns:am3d="http://schemas.microsoft.com/office/drawing/2017/model3d" xmlns:o="urn:schemas-microsoft-com:office:office" xmlns:r="http://schemas.openxmlformats.org/officeDocument/2006/relationships" xmlns:m="http://schemas.openxmlformats.org/officeDocument/2006/math" xmlns:v="urn:schemas-microsoft-com:vml" xmlns:wp14="http://schemas.microsoft.com/office/word/2010/wordprocessingDrawing" xmlns:wp="http://schemas.openxmlformats.org/drawingml/2006/wordprocessingDrawing" xmlns:w10="urn:schemas-microsoft-com:office:word" xmlns:w="http://schemas.openxmlformats.org/wordprocessingml/2006/main" xmlns:w14="http://schemas.microsoft.com/office/word/2010/wordml" xmlns:w15="http://schemas.microsoft.com/office/word/2012/wordml" xmlns:w16cex="http://schemas.microsoft.com/office/word/2018/wordml/cex" xmlns:w16cid="http://schemas.microsoft.com/office/word/2016/wordml/cid" xmlns:w16="http://schemas.microsoft.com/office/word/2018/wordml" xmlns:w16sdtdh="http://schemas.microsoft.com/office/word/2020/wordml/sdtdatahash" xmlns:w16se="http://schemas.microsoft.com/office/word/2015/wordml/symex" xmlns:wpg="http://schemas.microsoft.com/office/word/2010/wordprocessingGroup" xmlns:wpi="http://schemas.microsoft.com/office/word/2010/wordprocessingInk" xmlns:wne="http://schemas.microsoft.com/office/word/2006/wordml" xmlns:wps="http://schemas.microsoft.com/office/word/2010/wordprocessingShape" mc:Ignorable="w14 w15 w16se w16cid w16 w16cex w16sdtdh wp14">
   <w:body>
+    <w:tbl>
+      <w:tblPr>
+        <w:tblStyle w:val="11"/>
+        <w:tblW w:w="10450" w:type="dxa"/>
+        <w:tblBorders>
+          <w:top w:val="none" w:sz="0" w:space="0" w:color="auto"/>
+          <w:left w:val="none" w:sz="0" w:space="0" w:color="auto"/>
+          <w:bottom w:val="none" w:sz="0" w:space="0" w:color="auto"/>
+          <w:right w:val="none" w:sz="0" w:space="0" w:color="auto"/>
+          <w:insideV w:val="none" w:sz="0" w:space="0" w:color="auto"/>
+        </w:tblBorders>
+        <w:tblLook w:val="04A0" w:firstRow="1" w:lastRow="0" w:firstColumn="1" w:lastColumn="0" w:noHBand="0" w:noVBand="1"/>
+      </w:tblPr>
+      <w:tblGrid>
+        <w:gridCol w:w="6487"/>
+        <w:gridCol w:w="3963"/>
+      </w:tblGrid>
+      <w:tr>
+        <w:tc>
+          <w:tcPr>
+            <w:tcW w:w="6487" w:type="dxa"/>
+          </w:tcPr>
+          <w:p>
+            <w:pPr>
+              <w:tabs>
+                <w:tab w:val="center" w:pos="4677"/>
+                <w:tab w:val="right" w:pos="9355"/>
+              </w:tabs>
+              <w:spacing w:line="259" w:lineRule="auto"/>
+              <w:rPr>
+                <w:rFonts w:ascii="Times New Roman" w:hAnsi="Times New Roman"/>
+              </w:rPr>
+            </w:pPr>
+          </w:p>
+        </w:tc>
+        <w:tc>
+          <w:tcPr>
+            <w:tcW w:w="3963" w:type="dxa"/>
+          </w:tcPr>
+          <w:p>
+            <w:pPr>
+              <w:tabs>
+                <w:tab w:val="center" w:pos="4677"/>
+                <w:tab w:val="right" w:pos="9355"/>
+              </w:tabs>
+              <w:spacing w:line="259" w:lineRule="auto"/>
+              <w:rPr>
+                <w:rFonts w:ascii="Times New Roman" w:hAnsi="Times New Roman"/>
+                <w:sz w:val="20"/>
+                <w:szCs w:val="20"/>
+              </w:rPr>
+            </w:pPr>
+            <w:r>
+              <w:rPr>
+                <w:rFonts w:ascii="Times New Roman" w:hAnsi="Times New Roman"/>
+                <w:sz w:val="20"/>
+                <w:szCs w:val="20"/>
+              </w:rPr>
+              <w:t>Приложение № 1 к</w:t>
+            </w:r>
+          </w:p>
+          <w:p>
+            <w:pPr>
+              <w:tabs>
+                <w:tab w:val="center" w:pos="4677"/>
+                <w:tab w:val="right" w:pos="9355"/>
+              </w:tabs>
+              <w:spacing w:line="259" w:lineRule="auto"/>
+              <w:rPr>
+                <w:rFonts w:ascii="Times New Roman" w:hAnsi="Times New Roman"/>
+              </w:rPr>
+            </w:pPr>
+            <w:r>
+              <w:rPr>
+                <w:rFonts w:ascii="Times New Roman" w:hAnsi="Times New Roman"/>
+                <w:sz w:val="20"/>
+                <w:szCs w:val="20"/>
+              </w:rPr>
+              <w:t xml:space="preserve">Трудовому договору от </w:t>
+            </w:r>
+            <w:r>
+              <w:rPr>
+                <w:rFonts w:ascii="Times New Roman" w:eastAsia="Times New Roman" w:hAnsi="Times New Roman"/>
+                <w:color w:val="FF0000"/>
+                <w:sz w:val="20"/>
+                <w:szCs w:val="20"/>
+                <w:lang w:eastAsia="ru-RU"/>
+              </w:rPr>
+              <w:t>&lt;Дата приказа о приеме&gt;</w:t>
+            </w:r>
+            <w:r>
+              <w:rPr>
+                <w:rFonts w:ascii="Times New Roman" w:eastAsia="Times New Roman" w:hAnsi="Times New Roman"/>
+                <w:color w:val="000000"/>
+                <w:sz w:val="20"/>
+                <w:szCs w:val="20"/>
+                <w:lang w:eastAsia="ru-RU"/>
+              </w:rPr>
+              <w:t xml:space="preserve"> г. № </w:t>
+            </w:r>
+            <w:r>
+              <w:rPr>
+                <w:rFonts w:ascii="Times New Roman" w:eastAsia="Times New Roman" w:hAnsi="Times New Roman"/>
+                <w:color w:val="FF0000"/>
+                <w:sz w:val="20"/>
+                <w:szCs w:val="20"/>
+                <w:lang w:eastAsia="ru-RU"/>
+              </w:rPr>
+              <w:t>&lt;Договор №&gt;</w:t>
+            </w:r>
+          </w:p>
+        </w:tc>
+      </w:tr>
+    </w:tbl>
+    <w:p>
+      <w:pPr>
+        <w:pStyle w:val="a6"/>
+      </w:pPr>
+    </w:p>
+    <w:p>
+      <w:pPr>
+        <w:spacing w:after="0" w:line="240" w:lineRule="auto"/>
+        <w:contextualSpacing/>
+        <w:jc w:val="center"/>
+        <w:rPr>
+          <w:rFonts w:ascii="Times New Roman" w:hAnsi="Times New Roman" w:cs="Times New Roman"/>
+          <w:b/>
+          <w:bCs/>
+          <w:sz w:val="24"/>
+          <w:szCs w:val="24"/>
+        </w:rPr>
+      </w:pPr>
+    </w:p>
     <w:p>
       <w:pPr>
         <w:spacing w:after="0" w:line="240" w:lineRule="auto"/>
@@ -824,6 +957,7 @@
           <w:sz w:val="24"/>
           <w:szCs w:val="24"/>
         </w:rPr>
+        <w:lastRenderedPageBreak/>
         <w:t>- правила эксплуатации контрольно-кассовой техники и POS-терминалов,</w:t>
       </w:r>
     </w:p>
@@ -868,7 +1002,6 @@
           <w:sz w:val="24"/>
           <w:szCs w:val="24"/>
         </w:rPr>
-        <w:lastRenderedPageBreak/>
         <w:t>- правила подготовки к проведению массовых мероприятий в организациях питания и при выездном обслуживании,</w:t>
       </w:r>
     </w:p>
@@ -3791,8 +3924,7 @@
     </w:p>
     <w:sectPr>
       <w:footerReference w:type="default" r:id="rId9"/>
-      <w:headerReference w:type="first" r:id="rId10"/>
-      <w:footerReference w:type="first" r:id="rId11"/>
+      <w:footerReference w:type="first" r:id="rId10"/>
       <w:pgSz w:w="11906" w:h="16838"/>
       <w:pgMar w:top="1134" w:right="851" w:bottom="851" w:left="1134" w:header="709" w:footer="709" w:gutter="0"/>
       <w:cols w:space="708"/>
@@ -3970,130 +4102,6 @@
     </w:p>
   </w:footnote>
 </w:footnotes>
-</file>
-
-<file path=word/header1.xml><?xml version="1.0" encoding="utf-8"?>
-<w:hdr xmlns:wpc="http://schemas.microsoft.com/office/word/2010/wordprocessingCanvas" xmlns:cx="http://schemas.microsoft.com/office/drawing/2014/chartex" xmlns:cx1="http://schemas.microsoft.com/office/drawing/2015/9/8/chartex" xmlns:cx2="http://schemas.microsoft.com/office/drawing/2015/10/21/chartex" xmlns:cx3="http://schemas.microsoft.com/office/drawing/2016/5/9/chartex" xmlns:cx4="http://schemas.microsoft.com/office/drawing/2016/5/10/chartex" xmlns:cx5="http://schemas.microsoft.com/office/drawing/2016/5/11/chartex" xmlns:cx6="http://schemas.microsoft.com/office/drawing/2016/5/12/chartex" xmlns:cx7="http://schemas.microsoft.com/office/drawing/2016/5/13/chartex" xmlns:cx8="http://schemas.microsoft.com/office/drawing/2016/5/14/chartex" xmlns:mc="http://schemas.openxmlformats.org/markup-compatibility/2006" xmlns:aink="http://schemas.microsoft.com/office/drawing/2016/ink" xmlns:am3d="http://schemas.microsoft.com/office/drawing/2017/model3d" xmlns:o="urn:schemas-microsoft-com:office:office" xmlns:r="http://schemas.openxmlformats.org/officeDocument/2006/relationships" xmlns:m="http://schemas.openxmlformats.org/officeDocument/2006/math" xmlns:v="urn:schemas-microsoft-com:vml" xmlns:wp14="http://schemas.microsoft.com/office/word/2010/wordprocessingDrawing" xmlns:wp="http://schemas.openxmlformats.org/drawingml/2006/wordprocessingDrawing" xmlns:w10="urn:schemas-microsoft-com:office:word" xmlns:w="http://schemas.openxmlformats.org/wordprocessingml/2006/main" xmlns:w14="http://schemas.microsoft.com/office/word/2010/wordml" xmlns:w15="http://schemas.microsoft.com/office/word/2012/wordml" xmlns:w16cex="http://schemas.microsoft.com/office/word/2018/wordml/cex" xmlns:w16cid="http://schemas.microsoft.com/office/word/2016/wordml/cid" xmlns:w16="http://schemas.microsoft.com/office/word/2018/wordml" xmlns:w16sdtdh="http://schemas.microsoft.com/office/word/2020/wordml/sdtdatahash" xmlns:w16se="http://schemas.microsoft.com/office/word/2015/wordml/symex" xmlns:wpg="http://schemas.microsoft.com/office/word/2010/wordprocessingGroup" xmlns:wpi="http://schemas.microsoft.com/office/word/2010/wordprocessingInk" xmlns:wne="http://schemas.microsoft.com/office/word/2006/wordml" xmlns:wps="http://schemas.microsoft.com/office/word/2010/wordprocessingShape" mc:Ignorable="w14 w15 w16se w16cid w16 w16cex w16sdtdh wp14">
-  <w:tbl>
-    <w:tblPr>
-      <w:tblStyle w:val="11"/>
-      <w:tblW w:w="10450" w:type="dxa"/>
-      <w:tblBorders>
-        <w:top w:val="none" w:sz="0" w:space="0" w:color="auto"/>
-        <w:left w:val="none" w:sz="0" w:space="0" w:color="auto"/>
-        <w:bottom w:val="none" w:sz="0" w:space="0" w:color="auto"/>
-        <w:right w:val="none" w:sz="0" w:space="0" w:color="auto"/>
-        <w:insideV w:val="none" w:sz="0" w:space="0" w:color="auto"/>
-      </w:tblBorders>
-      <w:tblLook w:val="04A0" w:firstRow="1" w:lastRow="0" w:firstColumn="1" w:lastColumn="0" w:noHBand="0" w:noVBand="1"/>
-    </w:tblPr>
-    <w:tblGrid>
-      <w:gridCol w:w="6487"/>
-      <w:gridCol w:w="3963"/>
-    </w:tblGrid>
-    <w:tr>
-      <w:tc>
-        <w:tcPr>
-          <w:tcW w:w="6487" w:type="dxa"/>
-        </w:tcPr>
-        <w:p>
-          <w:pPr>
-            <w:tabs>
-              <w:tab w:val="center" w:pos="4677"/>
-              <w:tab w:val="right" w:pos="9355"/>
-            </w:tabs>
-            <w:spacing w:line="259" w:lineRule="auto"/>
-            <w:rPr>
-              <w:rFonts w:ascii="Times New Roman" w:hAnsi="Times New Roman"/>
-            </w:rPr>
-          </w:pPr>
-        </w:p>
-      </w:tc>
-      <w:tc>
-        <w:tcPr>
-          <w:tcW w:w="3963" w:type="dxa"/>
-        </w:tcPr>
-        <w:p>
-          <w:pPr>
-            <w:tabs>
-              <w:tab w:val="center" w:pos="4677"/>
-              <w:tab w:val="right" w:pos="9355"/>
-            </w:tabs>
-            <w:spacing w:line="259" w:lineRule="auto"/>
-            <w:rPr>
-              <w:rFonts w:ascii="Times New Roman" w:hAnsi="Times New Roman"/>
-              <w:sz w:val="20"/>
-              <w:szCs w:val="20"/>
-            </w:rPr>
-          </w:pPr>
-          <w:r>
-            <w:rPr>
-              <w:rFonts w:ascii="Times New Roman" w:hAnsi="Times New Roman"/>
-              <w:sz w:val="20"/>
-              <w:szCs w:val="20"/>
-            </w:rPr>
-            <w:t>Приложение № 1 к</w:t>
-          </w:r>
-        </w:p>
-        <w:p>
-          <w:pPr>
-            <w:tabs>
-              <w:tab w:val="center" w:pos="4677"/>
-              <w:tab w:val="right" w:pos="9355"/>
-            </w:tabs>
-            <w:spacing w:line="259" w:lineRule="auto"/>
-            <w:rPr>
-              <w:rFonts w:ascii="Times New Roman" w:hAnsi="Times New Roman"/>
-            </w:rPr>
-          </w:pPr>
-          <w:r>
-            <w:rPr>
-              <w:rFonts w:ascii="Times New Roman" w:hAnsi="Times New Roman"/>
-              <w:sz w:val="20"/>
-              <w:szCs w:val="20"/>
-            </w:rPr>
-            <w:t xml:space="preserve">Трудовому договору от </w:t>
-          </w:r>
-          <w:r>
-            <w:rPr>
-              <w:rFonts w:ascii="Times New Roman" w:eastAsia="Times New Roman" w:hAnsi="Times New Roman"/>
-              <w:color w:val="FF0000"/>
-              <w:sz w:val="20"/>
-              <w:szCs w:val="20"/>
-              <w:lang w:eastAsia="ru-RU"/>
-            </w:rPr>
-            <w:t>&lt;Дата приказа о приеме&gt;</w:t>
-          </w:r>
-          <w:r>
-            <w:rPr>
-              <w:rFonts w:ascii="Times New Roman" w:eastAsia="Times New Roman" w:hAnsi="Times New Roman"/>
-              <w:color w:val="000000"/>
-              <w:sz w:val="20"/>
-              <w:szCs w:val="20"/>
-              <w:lang w:eastAsia="ru-RU"/>
-            </w:rPr>
-            <w:t xml:space="preserve"> г. № </w:t>
-          </w:r>
-          <w:r>
-            <w:rPr>
-              <w:rFonts w:ascii="Times New Roman" w:eastAsia="Times New Roman" w:hAnsi="Times New Roman"/>
-              <w:color w:val="FF0000"/>
-              <w:sz w:val="20"/>
-              <w:szCs w:val="20"/>
-              <w:lang w:eastAsia="ru-RU"/>
-            </w:rPr>
-            <w:t>&lt;Договор №&gt;</w:t>
-          </w:r>
-        </w:p>
-      </w:tc>
-    </w:tr>
-  </w:tbl>
-  <w:p>
-    <w:pPr>
-      <w:pStyle w:val="a6"/>
-    </w:pPr>
-  </w:p>
-</w:hdr>
 </file>
 
 <file path=word/numbering.xml><?xml version="1.0" encoding="utf-8"?>
